--- a/05_Website_Angular/docs/Linaw-PH-Defense-Preparation.docx
+++ b/05_Website_Angular/docs/Linaw-PH-Defense-Preparation.docx
@@ -31373,7 +31373,7 @@
           <w:sz w:val="19"/>
           <w:szCs w:val="19"/>
         </w:rPr>
-        <w:t>Numbers memorised: 50/25/25 · 80/50 · 3 formats · 14 designs · 3 roles · 6 statuses · 18 pages · 55 endpoints · 22 tables · 198 tests · 50 respondents · unsourced skill = half credit.</w:t>
+        <w:t>Numbers memorised: 50/25/25 · 80/50 · 3 formats · 14 designs · 3 roles · 6 statuses · 18 pages · 56 endpoints · 22 tables · 209 tests · 55 respondents · unsourced skill = half credit.</w:t>
       </w:r>
     </w:p>
     <w:p>

--- a/05_Website_Angular/docs/Linaw-PH-Defense-Preparation.docx
+++ b/05_Website_Angular/docs/Linaw-PH-Defense-Preparation.docx
@@ -13123,7 +13123,7 @@
           <w:sz w:val="18"/>
           <w:szCs w:val="18"/>
         </w:rPr>
-        <w:t>“Three concrete things rather than an opinion. Everything is TypeScript, so a change that breaks a contract fails the type-check before it runs. There are 198 automated tests, so a defect corrected once cannot come back quietly. And the design decisions that would otherwise be invisible are written as comments where the decision lives — for example, the ranking code states that it sorts on the score recorded at application rather than the live one, so someone changing it later knows the rule exists and why.”</w:t>
+        <w:t>“Three concrete things rather than an opinion. Everything is TypeScript, so a change that breaks a contract fails the type-check before it runs. There are 209 automated tests, so a defect corrected once cannot come back quietly. And the design decisions that would otherwise be invisible are written as comments where the decision lives — for example, the ranking code states that it sorts on the score recorded at application rather than the live one, so someone changing it later knows the rule exists and why.”</w:t>
       </w:r>
     </w:p>
     <w:p>
@@ -26303,7 +26303,7 @@
           <w:sz w:val="18"/>
           <w:szCs w:val="18"/>
         </w:rPr>
-        <w:t>“We do not have evaluation results yet — user acceptance testing is scheduled for the deployment phase, and reporting numbers we have not collected would not be honest. What we can report is that the system is feature-complete against all nine objectives, verified by 198 automated tests and nine browser walkthroughs, and that the instrument, the respondent groups and the analysis method are defined and ready to run.”</w:t>
+        <w:t>“We do not have evaluation results yet — user acceptance testing is scheduled for the deployment phase, and reporting numbers we have not collected would not be honest. What we can report is that the system is feature-complete against all nine objectives, verified by 209 automated tests and nine browser walkthroughs, and that the instrument, the respondent groups and the analysis method are defined and ready to run.”</w:t>
       </w:r>
     </w:p>
     <w:p>
@@ -31038,7 +31038,7 @@
           <w:sz w:val="19"/>
           <w:szCs w:val="19"/>
         </w:rPr>
-        <w:t>Verification is unusually strong for a capstone: 198 automated tests across eight suites, nine browser walkthroughs, and continuous integration on every change.</w:t>
+        <w:t>Verification is unusually strong for a capstone: 209 automated tests across eight suites, nine browser walkthroughs, and continuous integration on every change.</w:t>
       </w:r>
     </w:p>
     <w:p>

--- a/05_Website_Angular/docs/Linaw-PH-Defense-Preparation.docx
+++ b/05_Website_Angular/docs/Linaw-PH-Defense-Preparation.docx
@@ -1771,7 +1771,7 @@
                 <w:sz w:val="16"/>
                 <w:szCs w:val="16"/>
               </w:rPr>
-              <w:t>Build/save/manage multiple résumés · choose one of 14 designs · export PDF/Word/text · attach an own-format file · browse and save openings · see a score for every opening · apply · track across six statuses · withdraw · receive new-posting alerts</w:t>
+              <w:t>Build/save/manage multiple résumés · choose one of 14 designs · export PDF/Word/text · attach an own-format file · browse and save openings · see a score for every opening · apply · track across ten statuses · withdraw · receive new-posting alerts</w:t>
             </w:r>
           </w:p>
         </w:tc>
@@ -4483,7 +4483,7 @@
                 <w:sz w:val="16"/>
                 <w:szCs w:val="16"/>
               </w:rPr>
-              <w:t xml:space="preserve">6 — submitted, review, shortlisted, hired, rejected, withdrawn</w:t>
+              <w:t>10 — applied, for scheduling, for initial interview, for testing, shortlisted, final interview &amp; selection, job offer, hired/onboarding, not selected, withdrawn</w:t>
             </w:r>
           </w:p>
         </w:tc>
@@ -10234,7 +10234,7 @@
                 <w:sz w:val="16"/>
                 <w:szCs w:val="16"/>
               </w:rPr>
-              <w:t>All six suites plus client build and type-check, on every push and pull request</w:t>
+              <w:t>All ten suites plus client build and type-check, on every push and pull request</w:t>
             </w:r>
           </w:p>
         </w:tc>
@@ -13123,7 +13123,7 @@
           <w:sz w:val="18"/>
           <w:szCs w:val="18"/>
         </w:rPr>
-        <w:t>“Three concrete things rather than an opinion. Everything is TypeScript, so a change that breaks a contract fails the type-check before it runs. There are 209 automated tests, so a defect corrected once cannot come back quietly. And the design decisions that would otherwise be invisible are written as comments where the decision lives — for example, the ranking code states that it sorts on the score recorded at application rather than the live one, so someone changing it later knows the rule exists and why.”</w:t>
+        <w:t>“Three concrete things rather than an opinion. Everything is TypeScript, so a change that breaks a contract fails the type-check before it runs. There are 222 automated tests, so a defect corrected once cannot come back quietly. And the design decisions that would otherwise be invisible are written as comments where the decision lives — for example, the ranking code states that it sorts on the score recorded at application rather than the live one, so someone changing it later knows the rule exists and why.”</w:t>
       </w:r>
     </w:p>
     <w:p>
@@ -26303,7 +26303,7 @@
           <w:sz w:val="18"/>
           <w:szCs w:val="18"/>
         </w:rPr>
-        <w:t>“We do not have evaluation results yet — user acceptance testing is scheduled for the deployment phase, and reporting numbers we have not collected would not be honest. What we can report is that the system is feature-complete against all nine objectives, verified by 209 automated tests and nine browser walkthroughs, and that the instrument, the respondent groups and the analysis method are defined and ready to run.”</w:t>
+        <w:t>“We do not have evaluation results yet — user acceptance testing is scheduled for the deployment phase, and reporting numbers we have not collected would not be honest. What we can report is that the system is feature-complete against all nine objectives, verified by 222 automated tests and nine browser walkthroughs, and that the instrument, the respondent groups and the analysis method are defined and ready to run.”</w:t>
       </w:r>
     </w:p>
     <w:p>
@@ -31038,7 +31038,7 @@
           <w:sz w:val="19"/>
           <w:szCs w:val="19"/>
         </w:rPr>
-        <w:t>Verification is unusually strong for a capstone: 209 automated tests across eight suites, nine browser walkthroughs, and continuous integration on every change.</w:t>
+        <w:t>Verification is unusually strong for a capstone: 222 automated tests across ten suites, nine browser walkthroughs, and continuous integration on every change.</w:t>
       </w:r>
     </w:p>
     <w:p>
@@ -31373,7 +31373,7 @@
           <w:sz w:val="19"/>
           <w:szCs w:val="19"/>
         </w:rPr>
-        <w:t>Numbers memorised: 50/25/25 · 80/50 · 3 formats · 14 designs · 3 roles · 6 statuses · 18 pages · 56 endpoints · 22 tables · 209 tests · 55 respondents · unsourced skill = half credit.</w:t>
+        <w:t>Numbers memorised: 50/25/25 · 80/50 · 3 formats · 14 designs · 3 roles · 6 statuses · 18 pages · 56 endpoints · 22 tables · 222 tests · 55 respondents · unsourced skill = half credit.</w:t>
       </w:r>
     </w:p>
     <w:p>

--- a/05_Website_Angular/docs/Linaw-PH-Defense-Preparation.docx
+++ b/05_Website_Angular/docs/Linaw-PH-Defense-Preparation.docx
@@ -1370,7 +1370,7 @@
                 <w:sz w:val="16"/>
                 <w:szCs w:val="16"/>
               </w:rPr>
-              <w:t>ATS-inspired matching — compare skills, education and experience against posting requirements; compute a score from published weights of 50/25/25; classify as strong (≥80), possible (50–79) or related (&lt;50); rank per posting; state how many requirements are unmet and of what kind; recommend related positions — assisting the recruiter without ever automatically rejecting anyone.</w:t>
+              <w:t>ATS-inspired matching — compare skills, education and experience against posting requirements; compute a score from default weights of 50/25/25 that a recruiter can rebalance per opening; classify as strong (≥80), possible (50–79) or related (&lt;50); rank per posting; state how many requirements are unmet and of what kind; recommend related positions — assisting the recruiter without ever automatically rejecting anyone.</w:t>
             </w:r>
           </w:p>
         </w:tc>

--- a/05_Website_Angular/docs/Linaw-PH-Defense-Preparation.docx
+++ b/05_Website_Angular/docs/Linaw-PH-Defense-Preparation.docx
@@ -1860,7 +1860,7 @@
                 <w:sz w:val="16"/>
                 <w:szCs w:val="16"/>
               </w:rPr>
-              <w:t xml:space="preserve">Manage the company profile · post and manage openings · receive scored, ranked applications · view both résumés side by side · search and filter · change application status · email an interview invitation</w:t>
+              <w:t>Manage the company profile · post and manage openings · receive scored, ranked applications · view both résumés side by side · search and filter · change application status · email an interview invitation, optionally with a proposed time the applicant can add to their calendar</w:t>
             </w:r>
           </w:p>
         </w:tc>
@@ -10234,7 +10234,7 @@
                 <w:sz w:val="16"/>
                 <w:szCs w:val="16"/>
               </w:rPr>
-              <w:t>All ten suites plus client build and type-check, on every push and pull request</w:t>
+              <w:t>All eleven suites plus client build and type-check, on every push and pull request</w:t>
             </w:r>
           </w:p>
         </w:tc>
@@ -13123,7 +13123,7 @@
           <w:sz w:val="18"/>
           <w:szCs w:val="18"/>
         </w:rPr>
-        <w:t>“Three concrete things rather than an opinion. Everything is TypeScript, so a change that breaks a contract fails the type-check before it runs. There are 222 automated tests, so a defect corrected once cannot come back quietly. And the design decisions that would otherwise be invisible are written as comments where the decision lives — for example, the ranking code states that it sorts on the score recorded at application rather than the live one, so someone changing it later knows the rule exists and why.”</w:t>
+        <w:t>“Three concrete things rather than an opinion. Everything is TypeScript, so a change that breaks a contract fails the type-check before it runs. There are 228 automated tests, so a defect corrected once cannot come back quietly. And the design decisions that would otherwise be invisible are written as comments where the decision lives — for example, the ranking code states that it sorts on the score recorded at application rather than the live one, so someone changing it later knows the rule exists and why.”</w:t>
       </w:r>
     </w:p>
     <w:p>
@@ -13319,7 +13319,7 @@
           <w:sz w:val="18"/>
           <w:szCs w:val="18"/>
         </w:rPr>
-        <w:t xml:space="preserve">“Git and GitHub, with work on a feature branch and merged into main through pull requests rather than pushing to main directly. Continuous integration runs on every push and every pull request — it builds the Angular client, type-checks the server, and runs all four test suites against a temporary PostgreSQL — so a change that breaks something is caught before it is merged rather than discovered by whoever pulls next.”</w:t>
+        <w:t>“Git and GitHub, with work on a feature branch and merged into main through pull requests rather than pushing to main directly. Continuous integration runs on every push and every pull request — it builds the Angular client, type-checks the server, and runs all eleven test suites against a temporary PostgreSQL — so a change that breaks something is caught before it is merged rather than discovered by whoever pulls next.”</w:t>
       </w:r>
     </w:p>
     <w:p>
@@ -26303,7 +26303,7 @@
           <w:sz w:val="18"/>
           <w:szCs w:val="18"/>
         </w:rPr>
-        <w:t>“We do not have evaluation results yet — user acceptance testing is scheduled for the deployment phase, and reporting numbers we have not collected would not be honest. What we can report is that the system is feature-complete against all nine objectives, verified by 222 automated tests and nine browser walkthroughs, and that the instrument, the respondent groups and the analysis method are defined and ready to run.”</w:t>
+        <w:t>“We do not have evaluation results yet — user acceptance testing is scheduled for the deployment phase, and reporting numbers we have not collected would not be honest. What we can report is that the system is feature-complete against all nine objectives, verified by 228 automated tests and nine browser walkthroughs, and that the instrument, the respondent groups and the analysis method are defined and ready to run.”</w:t>
       </w:r>
     </w:p>
     <w:p>
@@ -29535,7 +29535,7 @@
                 <w:sz w:val="16"/>
                 <w:szCs w:val="16"/>
               </w:rPr>
-              <w:t xml:space="preserve">The ranked shortlist with score breakdowns, both résumés, status changes and interview invitations.</w:t>
+              <w:t>The ranked shortlist with score breakdowns, both résumés, status changes, and interview invitations carrying an optional proposed time.</w:t>
             </w:r>
           </w:p>
         </w:tc>
@@ -31038,7 +31038,7 @@
           <w:sz w:val="19"/>
           <w:szCs w:val="19"/>
         </w:rPr>
-        <w:t>Verification is unusually strong for a capstone: 222 automated tests across ten suites, nine browser walkthroughs, and continuous integration on every change.</w:t>
+        <w:t>Verification is unusually strong for a capstone: 228 automated tests across eleven suites, nine browser walkthroughs, and continuous integration on every change.</w:t>
       </w:r>
     </w:p>
     <w:p>
@@ -31373,7 +31373,7 @@
           <w:sz w:val="19"/>
           <w:szCs w:val="19"/>
         </w:rPr>
-        <w:t>Numbers memorised: 50/25/25 · 80/50 · 3 formats · 14 designs · 3 roles · 6 statuses · 18 pages · 56 endpoints · 22 tables · 222 tests · 55 respondents · unsourced skill = half credit.</w:t>
+        <w:t>Numbers memorised: 50/25/25 · 80/50 · 3 formats · 14 designs · 3 roles · 10 statuses · 18 pages · 56 endpoints · 22 tables · 228 tests · 55 respondents · unsourced skill = half credit.</w:t>
       </w:r>
     </w:p>
     <w:p>
